--- a/public/resume/generated/rahul-mitra-software-engineer-2026-07.docx
+++ b/public/resume/generated/rahul-mitra-software-engineer-2026-07.docx
@@ -138,7 +138,7 @@
         <w:rPr>
           <w:sz w:val="17"/>
         </w:rPr>
-        <w:t>- Ranked 1st of 24 students in 3D Computer Vision (AY2025/26 Semester 2), earning the NUS School of Computing Certificate of Outstanding Performance.</w:t>
+        <w:t>- Ranked 1st of 24 students in 3D Computer Vision (AY25/26 Sem 2), earning the School of Computing Certificate of Outstanding Performance.</w:t>
       </w:r>
     </w:p>
     <w:p>

--- a/public/resume/generated/rahul-mitra-software-engineer-2026-07.docx
+++ b/public/resume/generated/rahul-mitra-software-engineer-2026-07.docx
@@ -433,43 +433,6 @@
           <w:color w:val="111827"/>
           <w:sz w:val="18"/>
         </w:rPr>
-        <w:t xml:space="preserve">OnTheSpectrum - Codex and Blender MCP 3D Pipeline</w:t>
-      </w:r>
-      <w:r>
-        <w:rPr>
-          <w:b/>
-          <w:color w:val="374151"/>
-          <w:sz w:val="18"/>
-        </w:rPr>
-        <w:tab/>
-        <w:t xml:space="preserve">May 2026</w:t>
-      </w:r>
-    </w:p>
-    <w:p>
-      <w:pPr>
-        <w:spacing w:after="7" w:line="240" w:lineRule="auto"/>
-        <w:ind w:left="230" w:hanging="173"/>
-      </w:pPr>
-      <w:r>
-        <w:rPr>
-          <w:sz w:val="17"/>
-        </w:rPr>
-        <w:t xml:space="preserve">- Built an innovative local-first Blender-to-Three.js asset pipeline using Codex, Blender MCP, generated GLB assets, metadata, previews, playable world QA, and Remotion video creation workflows.</w:t>
-      </w:r>
-    </w:p>
-    <w:p>
-      <w:pPr>
-        <w:tabs>
-          <w:tab w:pos="9576" w:val="right"/>
-        </w:tabs>
-        <w:spacing w:before="36" w:after="0"/>
-      </w:pPr>
-      <w:r>
-        <w:rPr>
-          <w:b/>
-          <w:color w:val="111827"/>
-          <w:sz w:val="18"/>
-        </w:rPr>
         <w:t xml:space="preserve">AsyncDDGS - Open-Source Search Client</w:t>
       </w:r>
       <w:r>
@@ -529,6 +492,43 @@
           <w:sz w:val="17"/>
         </w:rPr>
         <w:t xml:space="preserve">- Built a React, TypeScript, Three.js, Matter.js, and AI-assisted portfolio with profile switching, searchable field notes, analytics, and a 3D project world.</w:t>
+      </w:r>
+    </w:p>
+    <w:p>
+      <w:pPr>
+        <w:tabs>
+          <w:tab w:pos="9576" w:val="right"/>
+        </w:tabs>
+        <w:spacing w:before="36" w:after="0"/>
+      </w:pPr>
+      <w:r>
+        <w:rPr>
+          <w:b/>
+          <w:color w:val="111827"/>
+          <w:sz w:val="18"/>
+        </w:rPr>
+        <w:t xml:space="preserve">OnTheSpectrum - Codex and Blender MCP 3D Pipeline</w:t>
+      </w:r>
+      <w:r>
+        <w:rPr>
+          <w:b/>
+          <w:color w:val="374151"/>
+          <w:sz w:val="18"/>
+        </w:rPr>
+        <w:tab/>
+        <w:t xml:space="preserve">May 2026</w:t>
+      </w:r>
+    </w:p>
+    <w:p>
+      <w:pPr>
+        <w:spacing w:after="7" w:line="240" w:lineRule="auto"/>
+        <w:ind w:left="230" w:hanging="173"/>
+      </w:pPr>
+      <w:r>
+        <w:rPr>
+          <w:sz w:val="17"/>
+        </w:rPr>
+        <w:t xml:space="preserve">- Built an innovative local-first Blender-to-Three.js asset pipeline using Codex, Blender MCP, generated GLB assets, metadata, previews, playable world QA, and Remotion video creation workflows.</w:t>
       </w:r>
     </w:p>
     <w:p>
